--- a/03-Communication-and-Teamwork/Meetings/Minutes/Team-Meetings/Meeting Minutes 2025-09-17 (Team).docx
+++ b/03-Communication-and-Teamwork/Meetings/Minutes/Team-Meetings/Meeting Minutes 2025-09-17 (Team).docx
@@ -284,6 +284,7 @@
               <w:rPr>
                 <w:rFonts w:ascii="Calibri" w:hAnsi="Calibri" w:cs="Calibri"/>
                 <w:b/>
+                <w:bCs/>
               </w:rPr>
             </w:pPr>
             <w:r>
@@ -306,7 +307,7 @@
               <w:rPr>
                 <w:rFonts w:ascii="Calibri" w:hAnsi="Calibri" w:cs="Calibri"/>
               </w:rPr>
-              <w:t>Voice Call</w:t>
+              <w:t>Online (Discord)</w:t>
             </w:r>
           </w:p>
         </w:tc>
@@ -1549,7 +1550,13 @@
               <w:rPr>
                 <w:rFonts w:ascii="Calibri" w:hAnsi="Calibri" w:cs="Calibri"/>
               </w:rPr>
-              <w:t>Rate issues and/or concerns</w:t>
+              <w:t>Raise</w:t>
+            </w:r>
+            <w:r>
+              <w:rPr>
+                <w:rFonts w:ascii="Calibri" w:hAnsi="Calibri" w:cs="Calibri"/>
+              </w:rPr>
+              <w:t xml:space="preserve"> issues and/or concerns</w:t>
             </w:r>
           </w:p>
         </w:tc>
@@ -1793,8 +1800,8 @@
       </w:tblPr>
       <w:tblGrid>
         <w:gridCol w:w="540"/>
-        <w:gridCol w:w="5400"/>
-        <w:gridCol w:w="1530"/>
+        <w:gridCol w:w="4422"/>
+        <w:gridCol w:w="2508"/>
         <w:gridCol w:w="2520"/>
       </w:tblGrid>
       <w:tr>
@@ -1821,7 +1828,7 @@
         </w:tc>
         <w:tc>
           <w:tcPr>
-            <w:tcW w:w="5400" w:type="dxa"/>
+            <w:tcW w:w="4422" w:type="dxa"/>
             <w:shd w:val="clear" w:color="auto" w:fill="D9D9D9"/>
           </w:tcPr>
           <w:p>
@@ -1842,7 +1849,7 @@
         </w:tc>
         <w:tc>
           <w:tcPr>
-            <w:tcW w:w="1530" w:type="dxa"/>
+            <w:tcW w:w="2508" w:type="dxa"/>
             <w:shd w:val="clear" w:color="auto" w:fill="D9D9D9"/>
           </w:tcPr>
           <w:p>
@@ -1904,28 +1911,48 @@
         </w:tc>
         <w:tc>
           <w:tcPr>
-            <w:tcW w:w="5400" w:type="dxa"/>
-            <w:vAlign w:val="center"/>
-          </w:tcPr>
-          <w:p>
-            <w:pPr>
-              <w:rPr>
-                <w:rFonts w:ascii="Calibri" w:hAnsi="Calibri" w:cs="Calibri"/>
-              </w:rPr>
-            </w:pPr>
-          </w:p>
-        </w:tc>
-        <w:tc>
-          <w:tcPr>
-            <w:tcW w:w="1530" w:type="dxa"/>
-            <w:vAlign w:val="center"/>
-          </w:tcPr>
-          <w:p>
-            <w:pPr>
-              <w:rPr>
-                <w:rFonts w:ascii="Calibri" w:hAnsi="Calibri" w:cs="Calibri"/>
-              </w:rPr>
-            </w:pPr>
+            <w:tcW w:w="4422" w:type="dxa"/>
+            <w:vAlign w:val="center"/>
+          </w:tcPr>
+          <w:p>
+            <w:pPr>
+              <w:rPr>
+                <w:rFonts w:ascii="Calibri" w:hAnsi="Calibri" w:cs="Calibri"/>
+              </w:rPr>
+            </w:pPr>
+            <w:r>
+              <w:rPr>
+                <w:rFonts w:ascii="Calibri" w:hAnsi="Calibri" w:cs="Calibri"/>
+              </w:rPr>
+              <w:t>Running Evaluation on Kali</w:t>
+            </w:r>
+          </w:p>
+        </w:tc>
+        <w:tc>
+          <w:tcPr>
+            <w:tcW w:w="2508" w:type="dxa"/>
+            <w:vAlign w:val="center"/>
+          </w:tcPr>
+          <w:p>
+            <w:pPr>
+              <w:rPr>
+                <w:rFonts w:ascii="Calibri" w:hAnsi="Calibri" w:cs="Calibri"/>
+              </w:rPr>
+            </w:pPr>
+            <w:r>
+              <w:rPr>
+                <w:rFonts w:ascii="Calibri" w:hAnsi="Calibri" w:cs="Calibri"/>
+              </w:rPr>
+              <w:t xml:space="preserve">Kylie, Charmi, </w:t>
+            </w:r>
+            <w:proofErr w:type="spellStart"/>
+            <w:r>
+              <w:rPr>
+                <w:rFonts w:ascii="Calibri" w:hAnsi="Calibri" w:cs="Calibri"/>
+              </w:rPr>
+              <w:t>Zaf</w:t>
+            </w:r>
+            <w:proofErr w:type="spellEnd"/>
           </w:p>
         </w:tc>
         <w:tc>
@@ -1939,6 +1966,370 @@
                 <w:rFonts w:ascii="Calibri" w:hAnsi="Calibri" w:cs="Calibri"/>
               </w:rPr>
             </w:pPr>
+            <w:r>
+              <w:rPr>
+                <w:rFonts w:ascii="Calibri" w:hAnsi="Calibri" w:cs="Calibri"/>
+              </w:rPr>
+              <w:t>Completed</w:t>
+            </w:r>
+          </w:p>
+        </w:tc>
+      </w:tr>
+      <w:tr>
+        <w:tc>
+          <w:tcPr>
+            <w:tcW w:w="540" w:type="dxa"/>
+            <w:vAlign w:val="center"/>
+          </w:tcPr>
+          <w:p>
+            <w:pPr>
+              <w:numPr>
+                <w:ilvl w:val="0"/>
+                <w:numId w:val="19"/>
+              </w:numPr>
+              <w:ind w:left="144" w:hanging="158"/>
+              <w:rPr>
+                <w:rFonts w:ascii="Calibri" w:hAnsi="Calibri" w:cs="Calibri"/>
+              </w:rPr>
+            </w:pPr>
+          </w:p>
+        </w:tc>
+        <w:tc>
+          <w:tcPr>
+            <w:tcW w:w="4422" w:type="dxa"/>
+            <w:vAlign w:val="center"/>
+          </w:tcPr>
+          <w:p>
+            <w:pPr>
+              <w:rPr>
+                <w:rFonts w:ascii="Calibri" w:hAnsi="Calibri" w:cs="Calibri"/>
+              </w:rPr>
+            </w:pPr>
+            <w:r>
+              <w:rPr>
+                <w:rFonts w:ascii="Calibri" w:hAnsi="Calibri" w:cs="Calibri"/>
+              </w:rPr>
+              <w:t>Decoding the Logs</w:t>
+            </w:r>
+          </w:p>
+        </w:tc>
+        <w:tc>
+          <w:tcPr>
+            <w:tcW w:w="2508" w:type="dxa"/>
+            <w:vAlign w:val="center"/>
+          </w:tcPr>
+          <w:p>
+            <w:pPr>
+              <w:rPr>
+                <w:rFonts w:ascii="Calibri" w:hAnsi="Calibri" w:cs="Calibri"/>
+              </w:rPr>
+            </w:pPr>
+            <w:r>
+              <w:rPr>
+                <w:rFonts w:ascii="Calibri" w:hAnsi="Calibri" w:cs="Calibri"/>
+              </w:rPr>
+              <w:t xml:space="preserve">Win, </w:t>
+            </w:r>
+            <w:proofErr w:type="spellStart"/>
+            <w:r>
+              <w:rPr>
+                <w:rFonts w:ascii="Calibri" w:hAnsi="Calibri" w:cs="Calibri"/>
+              </w:rPr>
+              <w:t>Zaf</w:t>
+            </w:r>
+            <w:proofErr w:type="spellEnd"/>
+          </w:p>
+        </w:tc>
+        <w:tc>
+          <w:tcPr>
+            <w:tcW w:w="2520" w:type="dxa"/>
+            <w:vAlign w:val="center"/>
+          </w:tcPr>
+          <w:p>
+            <w:pPr>
+              <w:rPr>
+                <w:rFonts w:ascii="Calibri" w:hAnsi="Calibri" w:cs="Calibri"/>
+              </w:rPr>
+            </w:pPr>
+            <w:r>
+              <w:rPr>
+                <w:rFonts w:ascii="Calibri" w:hAnsi="Calibri" w:cs="Calibri"/>
+              </w:rPr>
+              <w:t>Completed</w:t>
+            </w:r>
+          </w:p>
+        </w:tc>
+      </w:tr>
+      <w:tr>
+        <w:tc>
+          <w:tcPr>
+            <w:tcW w:w="540" w:type="dxa"/>
+            <w:vAlign w:val="center"/>
+          </w:tcPr>
+          <w:p>
+            <w:pPr>
+              <w:numPr>
+                <w:ilvl w:val="0"/>
+                <w:numId w:val="19"/>
+              </w:numPr>
+              <w:ind w:left="144" w:hanging="158"/>
+              <w:rPr>
+                <w:rFonts w:ascii="Calibri" w:hAnsi="Calibri" w:cs="Calibri"/>
+              </w:rPr>
+            </w:pPr>
+          </w:p>
+        </w:tc>
+        <w:tc>
+          <w:tcPr>
+            <w:tcW w:w="4422" w:type="dxa"/>
+            <w:vAlign w:val="center"/>
+          </w:tcPr>
+          <w:p>
+            <w:pPr>
+              <w:rPr>
+                <w:rFonts w:ascii="Calibri" w:hAnsi="Calibri" w:cs="Calibri"/>
+              </w:rPr>
+            </w:pPr>
+            <w:r>
+              <w:rPr>
+                <w:rFonts w:ascii="Calibri" w:hAnsi="Calibri" w:cs="Calibri"/>
+              </w:rPr>
+              <w:t>Individual Reflective Report</w:t>
+            </w:r>
+          </w:p>
+        </w:tc>
+        <w:tc>
+          <w:tcPr>
+            <w:tcW w:w="2508" w:type="dxa"/>
+            <w:vAlign w:val="center"/>
+          </w:tcPr>
+          <w:p>
+            <w:pPr>
+              <w:rPr>
+                <w:rFonts w:ascii="Calibri" w:hAnsi="Calibri" w:cs="Calibri"/>
+              </w:rPr>
+            </w:pPr>
+            <w:r>
+              <w:rPr>
+                <w:rFonts w:ascii="Calibri" w:hAnsi="Calibri" w:cs="Calibri"/>
+              </w:rPr>
+              <w:t>All Team Members</w:t>
+            </w:r>
+          </w:p>
+        </w:tc>
+        <w:tc>
+          <w:tcPr>
+            <w:tcW w:w="2520" w:type="dxa"/>
+            <w:vAlign w:val="center"/>
+          </w:tcPr>
+          <w:p>
+            <w:pPr>
+              <w:rPr>
+                <w:rFonts w:ascii="Calibri" w:hAnsi="Calibri" w:cs="Calibri"/>
+              </w:rPr>
+            </w:pPr>
+            <w:r>
+              <w:rPr>
+                <w:rFonts w:ascii="Calibri" w:hAnsi="Calibri" w:cs="Calibri"/>
+              </w:rPr>
+              <w:t>28/</w:t>
+            </w:r>
+            <w:r>
+              <w:rPr>
+                <w:rFonts w:ascii="Calibri" w:hAnsi="Calibri" w:cs="Calibri"/>
+              </w:rPr>
+              <w:t>10</w:t>
+            </w:r>
+            <w:r>
+              <w:rPr>
+                <w:rFonts w:ascii="Calibri" w:hAnsi="Calibri" w:cs="Calibri"/>
+              </w:rPr>
+              <w:t>/2025</w:t>
+            </w:r>
+          </w:p>
+        </w:tc>
+      </w:tr>
+      <w:tr>
+        <w:tc>
+          <w:tcPr>
+            <w:tcW w:w="540" w:type="dxa"/>
+            <w:vAlign w:val="center"/>
+          </w:tcPr>
+          <w:p>
+            <w:pPr>
+              <w:numPr>
+                <w:ilvl w:val="0"/>
+                <w:numId w:val="19"/>
+              </w:numPr>
+              <w:ind w:left="144" w:hanging="158"/>
+              <w:rPr>
+                <w:rFonts w:ascii="Calibri" w:hAnsi="Calibri" w:cs="Calibri"/>
+              </w:rPr>
+            </w:pPr>
+          </w:p>
+        </w:tc>
+        <w:tc>
+          <w:tcPr>
+            <w:tcW w:w="4422" w:type="dxa"/>
+            <w:vAlign w:val="center"/>
+          </w:tcPr>
+          <w:p>
+            <w:pPr>
+              <w:rPr>
+                <w:rFonts w:ascii="Calibri" w:hAnsi="Calibri" w:cs="Calibri"/>
+              </w:rPr>
+            </w:pPr>
+            <w:r>
+              <w:rPr>
+                <w:rFonts w:ascii="Calibri" w:hAnsi="Calibri" w:cs="Calibri"/>
+              </w:rPr>
+              <w:t>Organizing</w:t>
+            </w:r>
+            <w:r>
+              <w:rPr>
+                <w:rFonts w:ascii="Calibri" w:hAnsi="Calibri" w:cs="Calibri"/>
+              </w:rPr>
+              <w:t xml:space="preserve"> the Portfolio Folders </w:t>
+            </w:r>
+          </w:p>
+        </w:tc>
+        <w:tc>
+          <w:tcPr>
+            <w:tcW w:w="2508" w:type="dxa"/>
+            <w:vAlign w:val="center"/>
+          </w:tcPr>
+          <w:p>
+            <w:pPr>
+              <w:rPr>
+                <w:rFonts w:ascii="Calibri" w:hAnsi="Calibri" w:cs="Calibri"/>
+              </w:rPr>
+            </w:pPr>
+            <w:r>
+              <w:rPr>
+                <w:rFonts w:ascii="Calibri" w:hAnsi="Calibri" w:cs="Calibri"/>
+              </w:rPr>
+              <w:t>Thomas</w:t>
+            </w:r>
+          </w:p>
+        </w:tc>
+        <w:tc>
+          <w:tcPr>
+            <w:tcW w:w="2520" w:type="dxa"/>
+            <w:vAlign w:val="center"/>
+          </w:tcPr>
+          <w:p>
+            <w:pPr>
+              <w:rPr>
+                <w:rFonts w:ascii="Calibri" w:hAnsi="Calibri" w:cs="Calibri"/>
+              </w:rPr>
+            </w:pPr>
+            <w:r>
+              <w:rPr>
+                <w:rFonts w:ascii="Calibri" w:hAnsi="Calibri" w:cs="Calibri"/>
+              </w:rPr>
+              <w:t>28/</w:t>
+            </w:r>
+            <w:r>
+              <w:rPr>
+                <w:rFonts w:ascii="Calibri" w:hAnsi="Calibri" w:cs="Calibri"/>
+              </w:rPr>
+              <w:t>10</w:t>
+            </w:r>
+            <w:r>
+              <w:rPr>
+                <w:rFonts w:ascii="Calibri" w:hAnsi="Calibri" w:cs="Calibri"/>
+              </w:rPr>
+              <w:t>/2025</w:t>
+            </w:r>
+          </w:p>
+        </w:tc>
+      </w:tr>
+      <w:tr>
+        <w:tc>
+          <w:tcPr>
+            <w:tcW w:w="540" w:type="dxa"/>
+            <w:vAlign w:val="center"/>
+          </w:tcPr>
+          <w:p>
+            <w:pPr>
+              <w:numPr>
+                <w:ilvl w:val="0"/>
+                <w:numId w:val="19"/>
+              </w:numPr>
+              <w:ind w:left="144" w:hanging="158"/>
+              <w:rPr>
+                <w:rFonts w:ascii="Calibri" w:hAnsi="Calibri" w:cs="Calibri"/>
+              </w:rPr>
+            </w:pPr>
+          </w:p>
+        </w:tc>
+        <w:tc>
+          <w:tcPr>
+            <w:tcW w:w="4422" w:type="dxa"/>
+            <w:vAlign w:val="center"/>
+          </w:tcPr>
+          <w:p>
+            <w:pPr>
+              <w:rPr>
+                <w:rFonts w:ascii="Calibri" w:hAnsi="Calibri" w:cs="Calibri"/>
+              </w:rPr>
+            </w:pPr>
+            <w:r>
+              <w:rPr>
+                <w:rFonts w:ascii="Calibri" w:hAnsi="Calibri" w:cs="Calibri"/>
+              </w:rPr>
+              <w:t>Final Poster</w:t>
+            </w:r>
+          </w:p>
+        </w:tc>
+        <w:tc>
+          <w:tcPr>
+            <w:tcW w:w="2508" w:type="dxa"/>
+            <w:vAlign w:val="center"/>
+          </w:tcPr>
+          <w:p>
+            <w:pPr>
+              <w:rPr>
+                <w:rFonts w:ascii="Calibri" w:hAnsi="Calibri" w:cs="Calibri"/>
+              </w:rPr>
+            </w:pPr>
+            <w:r>
+              <w:rPr>
+                <w:rFonts w:ascii="Calibri" w:hAnsi="Calibri" w:cs="Calibri"/>
+              </w:rPr>
+              <w:t>All Team Members</w:t>
+            </w:r>
+          </w:p>
+        </w:tc>
+        <w:tc>
+          <w:tcPr>
+            <w:tcW w:w="2520" w:type="dxa"/>
+            <w:vAlign w:val="center"/>
+          </w:tcPr>
+          <w:p>
+            <w:pPr>
+              <w:rPr>
+                <w:rFonts w:ascii="Calibri" w:hAnsi="Calibri" w:cs="Calibri"/>
+              </w:rPr>
+            </w:pPr>
+            <w:r>
+              <w:rPr>
+                <w:rFonts w:ascii="Calibri" w:hAnsi="Calibri" w:cs="Calibri"/>
+              </w:rPr>
+              <w:t>28/</w:t>
+            </w:r>
+            <w:r>
+              <w:rPr>
+                <w:rFonts w:ascii="Calibri" w:hAnsi="Calibri" w:cs="Calibri"/>
+              </w:rPr>
+              <w:t>10</w:t>
+            </w:r>
+            <w:r>
+              <w:rPr>
+                <w:rFonts w:ascii="Calibri" w:hAnsi="Calibri" w:cs="Calibri"/>
+              </w:rPr>
+              <w:t>/2025</w:t>
+            </w:r>
           </w:p>
         </w:tc>
       </w:tr>
@@ -2083,13 +2474,25 @@
               <w:rPr>
                 <w:rFonts w:ascii="Calibri" w:eastAsia="Calibri" w:hAnsi="Calibri" w:cs="Calibri"/>
               </w:rPr>
-              <w:t xml:space="preserve"> is ready to be shown at</w:t>
-            </w:r>
-            <w:r>
-              <w:rPr>
-                <w:rFonts w:ascii="Calibri" w:hAnsi="Calibri" w:cs="Calibri"/>
-              </w:rPr>
-              <w:br/>
+              <w:t xml:space="preserve"> </w:t>
+            </w:r>
+            <w:r>
+              <w:rPr>
+                <w:rFonts w:ascii="Calibri" w:eastAsia="Calibri" w:hAnsi="Calibri" w:cs="Calibri"/>
+              </w:rPr>
+              <w:t>are</w:t>
+            </w:r>
+            <w:r>
+              <w:rPr>
+                <w:rFonts w:ascii="Calibri" w:eastAsia="Calibri" w:hAnsi="Calibri" w:cs="Calibri"/>
+              </w:rPr>
+              <w:t xml:space="preserve"> ready to be shown at</w:t>
+            </w:r>
+            <w:r>
+              <w:rPr>
+                <w:rFonts w:ascii="Calibri" w:eastAsia="Calibri" w:hAnsi="Calibri" w:cs="Calibri"/>
+              </w:rPr>
+              <w:t xml:space="preserve"> </w:t>
             </w:r>
             <w:r>
               <w:rPr>
@@ -2554,7 +2957,19 @@
               <w:rPr>
                 <w:rFonts w:ascii="Calibri" w:hAnsi="Calibri" w:cs="Calibri"/>
               </w:rPr>
-              <w:t>28/09/2025</w:t>
+              <w:t>28/</w:t>
+            </w:r>
+            <w:r>
+              <w:rPr>
+                <w:rFonts w:ascii="Calibri" w:hAnsi="Calibri" w:cs="Calibri"/>
+              </w:rPr>
+              <w:t>10</w:t>
+            </w:r>
+            <w:r>
+              <w:rPr>
+                <w:rFonts w:ascii="Calibri" w:hAnsi="Calibri" w:cs="Calibri"/>
+              </w:rPr>
+              <w:t>/2025</w:t>
             </w:r>
           </w:p>
         </w:tc>
@@ -2613,13 +3028,7 @@
               <w:rPr>
                 <w:rFonts w:ascii="Calibri" w:hAnsi="Calibri" w:cs="Calibri"/>
               </w:rPr>
-              <w:t xml:space="preserve">Nathan, </w:t>
-            </w:r>
-            <w:r>
-              <w:rPr>
-                <w:rFonts w:ascii="Calibri" w:hAnsi="Calibri" w:cs="Calibri"/>
-              </w:rPr>
-              <w:t>Thomas</w:t>
+              <w:t>Nathan, Thomas</w:t>
             </w:r>
           </w:p>
         </w:tc>
@@ -2638,19 +3047,7 @@
               <w:rPr>
                 <w:rFonts w:ascii="Calibri" w:hAnsi="Calibri" w:cs="Calibri"/>
               </w:rPr>
-              <w:t>2</w:t>
-            </w:r>
-            <w:r>
-              <w:rPr>
-                <w:rFonts w:ascii="Calibri" w:hAnsi="Calibri" w:cs="Calibri"/>
-              </w:rPr>
-              <w:t>6</w:t>
-            </w:r>
-            <w:r>
-              <w:rPr>
-                <w:rFonts w:ascii="Calibri" w:hAnsi="Calibri" w:cs="Calibri"/>
-              </w:rPr>
-              <w:t>/09/2025</w:t>
+              <w:t>26/09/2025</w:t>
             </w:r>
           </w:p>
         </w:tc>
@@ -2681,6 +3078,7 @@
           </w:tcPr>
           <w:p>
             <w:pPr>
+              <w:spacing w:line="259" w:lineRule="auto"/>
               <w:rPr>
                 <w:rFonts w:ascii="Calibri" w:hAnsi="Calibri" w:cs="Calibri"/>
               </w:rPr>
@@ -2727,7 +3125,108 @@
               <w:rPr>
                 <w:rFonts w:ascii="Calibri" w:hAnsi="Calibri" w:cs="Calibri"/>
               </w:rPr>
-              <w:t>28/09/2025</w:t>
+              <w:t>28/</w:t>
+            </w:r>
+            <w:r>
+              <w:rPr>
+                <w:rFonts w:ascii="Calibri" w:hAnsi="Calibri" w:cs="Calibri"/>
+              </w:rPr>
+              <w:t>10</w:t>
+            </w:r>
+            <w:r>
+              <w:rPr>
+                <w:rFonts w:ascii="Calibri" w:hAnsi="Calibri" w:cs="Calibri"/>
+              </w:rPr>
+              <w:t>/2025</w:t>
+            </w:r>
+          </w:p>
+        </w:tc>
+      </w:tr>
+      <w:tr>
+        <w:tc>
+          <w:tcPr>
+            <w:tcW w:w="540" w:type="dxa"/>
+            <w:vAlign w:val="center"/>
+          </w:tcPr>
+          <w:p>
+            <w:pPr>
+              <w:numPr>
+                <w:ilvl w:val="0"/>
+                <w:numId w:val="20"/>
+              </w:numPr>
+              <w:ind w:left="342"/>
+              <w:rPr>
+                <w:rFonts w:ascii="Calibri" w:hAnsi="Calibri" w:cs="Calibri"/>
+              </w:rPr>
+            </w:pPr>
+          </w:p>
+        </w:tc>
+        <w:tc>
+          <w:tcPr>
+            <w:tcW w:w="4847" w:type="dxa"/>
+            <w:vAlign w:val="center"/>
+          </w:tcPr>
+          <w:p>
+            <w:pPr>
+              <w:rPr>
+                <w:rFonts w:ascii="Calibri" w:hAnsi="Calibri" w:cs="Calibri"/>
+              </w:rPr>
+            </w:pPr>
+            <w:r>
+              <w:rPr>
+                <w:rFonts w:ascii="Calibri" w:hAnsi="Calibri" w:cs="Calibri"/>
+              </w:rPr>
+              <w:t xml:space="preserve">Organizing the Portfolio Folders </w:t>
+            </w:r>
+          </w:p>
+        </w:tc>
+        <w:tc>
+          <w:tcPr>
+            <w:tcW w:w="2126" w:type="dxa"/>
+            <w:vAlign w:val="center"/>
+          </w:tcPr>
+          <w:p>
+            <w:pPr>
+              <w:rPr>
+                <w:rFonts w:ascii="Calibri" w:hAnsi="Calibri" w:cs="Calibri"/>
+              </w:rPr>
+            </w:pPr>
+            <w:r>
+              <w:rPr>
+                <w:rFonts w:ascii="Calibri" w:hAnsi="Calibri" w:cs="Calibri"/>
+              </w:rPr>
+              <w:t>Thomas</w:t>
+            </w:r>
+          </w:p>
+        </w:tc>
+        <w:tc>
+          <w:tcPr>
+            <w:tcW w:w="2477" w:type="dxa"/>
+            <w:vAlign w:val="center"/>
+          </w:tcPr>
+          <w:p>
+            <w:pPr>
+              <w:rPr>
+                <w:rFonts w:ascii="Calibri" w:hAnsi="Calibri" w:cs="Calibri"/>
+              </w:rPr>
+            </w:pPr>
+            <w:r>
+              <w:rPr>
+                <w:rFonts w:ascii="Calibri" w:hAnsi="Calibri" w:cs="Calibri"/>
+              </w:rPr>
+              <w:t>28/</w:t>
+            </w:r>
+            <w:r>
+              <w:rPr>
+                <w:rFonts w:ascii="Calibri" w:hAnsi="Calibri" w:cs="Calibri"/>
+              </w:rPr>
+              <w:t>10</w:t>
+            </w:r>
+            <w:r>
+              <w:rPr>
+                <w:rFonts w:ascii="Calibri" w:hAnsi="Calibri" w:cs="Calibri"/>
+              </w:rPr>
+              <w:t>/2025</w:t>
             </w:r>
           </w:p>
         </w:tc>
@@ -2768,7 +3267,6 @@
           <w:rFonts w:ascii="Calibri" w:hAnsi="Calibri" w:cs="Calibri"/>
           <w:b/>
         </w:rPr>
-        <w:lastRenderedPageBreak/>
         <w:t>Next Meeting</w:t>
       </w:r>
     </w:p>
@@ -3002,30 +3500,9 @@
         </w:tc>
       </w:tr>
       <w:tr>
-        <w:tc>
-          <w:tcPr>
-            <w:tcW w:w="9990" w:type="dxa"/>
-            <w:gridSpan w:val="3"/>
-            <w:vAlign w:val="center"/>
-          </w:tcPr>
-          <w:p>
-            <w:pPr>
-              <w:rPr>
-                <w:rFonts w:ascii="Calibri" w:hAnsi="Calibri" w:cs="Calibri"/>
-                <w:i/>
-              </w:rPr>
-            </w:pPr>
-            <w:r>
-              <w:rPr>
-                <w:rFonts w:ascii="Calibri" w:hAnsi="Calibri" w:cs="Calibri"/>
-                <w:i/>
-              </w:rPr>
-              <w:t>Action Items to be discussed in the next meeting:</w:t>
-            </w:r>
-          </w:p>
-        </w:tc>
-      </w:tr>
-      <w:tr>
+        <w:trPr>
+          <w:trHeight w:val="70"/>
+        </w:trPr>
         <w:tc>
           <w:tcPr>
             <w:tcW w:w="540" w:type="dxa"/>
@@ -3035,9 +3512,9 @@
             <w:pPr>
               <w:numPr>
                 <w:ilvl w:val="0"/>
-                <w:numId w:val="17"/>
+                <w:numId w:val="12"/>
               </w:numPr>
-              <w:ind w:left="245" w:hanging="202"/>
+              <w:ind w:left="252" w:hanging="208"/>
               <w:rPr>
                 <w:rFonts w:ascii="Calibri" w:hAnsi="Calibri" w:cs="Calibri"/>
               </w:rPr>
@@ -3052,10 +3529,17 @@
           </w:tcPr>
           <w:p>
             <w:pPr>
-              <w:rPr>
-                <w:rFonts w:ascii="Calibri" w:hAnsi="Calibri" w:cs="Calibri"/>
-              </w:rPr>
-            </w:pPr>
+              <w:spacing w:line="259" w:lineRule="auto"/>
+              <w:rPr>
+                <w:rFonts w:ascii="Calibri" w:hAnsi="Calibri" w:cs="Calibri"/>
+              </w:rPr>
+            </w:pPr>
+            <w:r>
+              <w:rPr>
+                <w:rFonts w:ascii="Calibri" w:hAnsi="Calibri" w:cs="Calibri"/>
+              </w:rPr>
+              <w:t xml:space="preserve">Project Portfolio Organizing </w:t>
+            </w:r>
           </w:p>
         </w:tc>
       </w:tr>

--- a/03-Communication-and-Teamwork/Meetings/Minutes/Team-Meetings/Meeting Minutes 2025-09-17 (Team).docx
+++ b/03-Communication-and-Teamwork/Meetings/Minutes/Team-Meetings/Meeting Minutes 2025-09-17 (Team).docx
@@ -2,13 +2,6 @@
 <file path=word/document.xml><?xml version="1.0" encoding="utf-8"?>
 <w:document xmlns:wpc="http://schemas.microsoft.com/office/word/2010/wordprocessingCanvas" xmlns:cx="http://schemas.microsoft.com/office/drawing/2014/chartex" xmlns:cx1="http://schemas.microsoft.com/office/drawing/2015/9/8/chartex" xmlns:cx2="http://schemas.microsoft.com/office/drawing/2015/10/21/chartex" xmlns:cx3="http://schemas.microsoft.com/office/drawing/2016/5/9/chartex" xmlns:cx4="http://schemas.microsoft.com/office/drawing/2016/5/10/chartex" xmlns:cx5="http://schemas.microsoft.com/office/drawing/2016/5/11/chartex" xmlns:cx6="http://schemas.microsoft.com/office/drawing/2016/5/12/chartex" xmlns:cx7="http://schemas.microsoft.com/office/drawing/2016/5/13/chartex" xmlns:cx8="http://schemas.microsoft.com/office/drawing/2016/5/14/chartex" xmlns:mc="http://schemas.openxmlformats.org/markup-compatibility/2006" xmlns:aink="http://schemas.microsoft.com/office/drawing/2016/ink" xmlns:am3d="http://schemas.microsoft.com/office/drawing/2017/model3d" xmlns:o="urn:schemas-microsoft-com:office:office" xmlns:oel="http://schemas.microsoft.com/office/2019/extlst" xmlns:r="http://schemas.openxmlformats.org/officeDocument/2006/relationships" xmlns:m="http://schemas.openxmlformats.org/officeDocument/2006/math" xmlns:v="urn:schemas-microsoft-com:vml" xmlns:wp14="http://schemas.microsoft.com/office/word/2010/wordprocessingDrawing" xmlns:wp="http://schemas.openxmlformats.org/drawingml/2006/wordprocessingDrawing" xmlns:w10="urn:schemas-microsoft-com:office:word" xmlns:w="http://schemas.openxmlformats.org/wordprocessingml/2006/main" xmlns:w14="http://schemas.microsoft.com/office/word/2010/wordml" xmlns:w15="http://schemas.microsoft.com/office/word/2012/wordml" xmlns:w16cex="http://schemas.microsoft.com/office/word/2018/wordml/cex" xmlns:w16cid="http://schemas.microsoft.com/office/word/2016/wordml/cid" xmlns:w16="http://schemas.microsoft.com/office/word/2018/wordml" xmlns:w16du="http://schemas.microsoft.com/office/word/2023/wordml/word16du" xmlns:w16sdtdh="http://schemas.microsoft.com/office/word/2020/wordml/sdtdatahash" xmlns:w16sdtfl="http://schemas.microsoft.com/office/word/2024/wordml/sdtformatlock" xmlns:w16se="http://schemas.microsoft.com/office/word/2015/wordml/symex" xmlns:wpg="http://schemas.microsoft.com/office/word/2010/wordprocessingGroup" xmlns:wpi="http://schemas.microsoft.com/office/word/2010/wordprocessingInk" xmlns:wne="http://schemas.microsoft.com/office/word/2006/wordml" xmlns:wps="http://schemas.microsoft.com/office/word/2010/wordprocessingShape" mc:Ignorable="w14 w15 w16se w16cid w16 w16cex w16sdtdh w16sdtfl w16du wp14">
   <w:body>
-    <w:p>
-      <w:pPr>
-        <w:rPr>
-          <w:rFonts w:ascii="Calibri" w:hAnsi="Calibri" w:cs="Calibri"/>
-        </w:rPr>
-      </w:pPr>
-    </w:p>
     <w:p>
       <w:pPr>
         <w:jc w:val="center"/>
@@ -152,7 +145,6 @@
                 <w:b/>
                 <w:bCs/>
                 <w:color w:val="000000"/>
-                <w:lang w:val="en-NZ"/>
               </w:rPr>
               <w:t>Network Performance Evaluation on Linux Based Operating Systems</w:t>
             </w:r>
@@ -307,7 +299,7 @@
               <w:rPr>
                 <w:rFonts w:ascii="Calibri" w:hAnsi="Calibri" w:cs="Calibri"/>
               </w:rPr>
-              <w:t>Online (Discord)</w:t>
+              <w:t>Online</w:t>
             </w:r>
           </w:p>
         </w:tc>
@@ -483,7 +475,14 @@
                 <w:rFonts w:ascii="Calibri" w:hAnsi="Calibri" w:cs="Calibri"/>
                 <w:bCs/>
               </w:rPr>
-              <w:t>1.0</w:t>
+              <w:t>1.</w:t>
+            </w:r>
+            <w:r>
+              <w:rPr>
+                <w:rFonts w:ascii="Calibri" w:hAnsi="Calibri" w:cs="Calibri"/>
+                <w:bCs/>
+              </w:rPr>
+              <w:t>1</w:t>
             </w:r>
           </w:p>
         </w:tc>
@@ -1943,16 +1942,8 @@
               <w:rPr>
                 <w:rFonts w:ascii="Calibri" w:hAnsi="Calibri" w:cs="Calibri"/>
               </w:rPr>
-              <w:t xml:space="preserve">Kylie, Charmi, </w:t>
-            </w:r>
-            <w:proofErr w:type="spellStart"/>
-            <w:r>
-              <w:rPr>
-                <w:rFonts w:ascii="Calibri" w:hAnsi="Calibri" w:cs="Calibri"/>
-              </w:rPr>
-              <w:t>Zaf</w:t>
-            </w:r>
-            <w:proofErr w:type="spellEnd"/>
+              <w:t>Kylie, Charmi, Zaf</w:t>
+            </w:r>
           </w:p>
         </w:tc>
         <w:tc>
@@ -2028,16 +2019,8 @@
               <w:rPr>
                 <w:rFonts w:ascii="Calibri" w:hAnsi="Calibri" w:cs="Calibri"/>
               </w:rPr>
-              <w:t xml:space="preserve">Win, </w:t>
-            </w:r>
-            <w:proofErr w:type="spellStart"/>
-            <w:r>
-              <w:rPr>
-                <w:rFonts w:ascii="Calibri" w:hAnsi="Calibri" w:cs="Calibri"/>
-              </w:rPr>
-              <w:t>Zaf</w:t>
-            </w:r>
-            <w:proofErr w:type="spellEnd"/>
+              <w:t>Win, Zaf</w:t>
+            </w:r>
           </w:p>
         </w:tc>
         <w:tc>
@@ -2132,19 +2115,7 @@
               <w:rPr>
                 <w:rFonts w:ascii="Calibri" w:hAnsi="Calibri" w:cs="Calibri"/>
               </w:rPr>
-              <w:t>28/</w:t>
-            </w:r>
-            <w:r>
-              <w:rPr>
-                <w:rFonts w:ascii="Calibri" w:hAnsi="Calibri" w:cs="Calibri"/>
-              </w:rPr>
-              <w:t>10</w:t>
-            </w:r>
-            <w:r>
-              <w:rPr>
-                <w:rFonts w:ascii="Calibri" w:hAnsi="Calibri" w:cs="Calibri"/>
-              </w:rPr>
-              <w:t>/2025</w:t>
+              <w:t>28/10/2025</w:t>
             </w:r>
           </w:p>
         </w:tc>
@@ -2227,19 +2198,7 @@
               <w:rPr>
                 <w:rFonts w:ascii="Calibri" w:hAnsi="Calibri" w:cs="Calibri"/>
               </w:rPr>
-              <w:t>28/</w:t>
-            </w:r>
-            <w:r>
-              <w:rPr>
-                <w:rFonts w:ascii="Calibri" w:hAnsi="Calibri" w:cs="Calibri"/>
-              </w:rPr>
-              <w:t>10</w:t>
-            </w:r>
-            <w:r>
-              <w:rPr>
-                <w:rFonts w:ascii="Calibri" w:hAnsi="Calibri" w:cs="Calibri"/>
-              </w:rPr>
-              <w:t>/2025</w:t>
+              <w:t>28/10/2025</w:t>
             </w:r>
           </w:p>
         </w:tc>
@@ -2316,19 +2275,7 @@
               <w:rPr>
                 <w:rFonts w:ascii="Calibri" w:hAnsi="Calibri" w:cs="Calibri"/>
               </w:rPr>
-              <w:t>28/</w:t>
-            </w:r>
-            <w:r>
-              <w:rPr>
-                <w:rFonts w:ascii="Calibri" w:hAnsi="Calibri" w:cs="Calibri"/>
-              </w:rPr>
-              <w:t>10</w:t>
-            </w:r>
-            <w:r>
-              <w:rPr>
-                <w:rFonts w:ascii="Calibri" w:hAnsi="Calibri" w:cs="Calibri"/>
-              </w:rPr>
-              <w:t>/2025</w:t>
+              <w:t>28/10/2025</w:t>
             </w:r>
           </w:p>
         </w:tc>
@@ -3176,7 +3123,19 @@
               <w:rPr>
                 <w:rFonts w:ascii="Calibri" w:hAnsi="Calibri" w:cs="Calibri"/>
               </w:rPr>
-              <w:t xml:space="preserve">Organizing the Portfolio Folders </w:t>
+              <w:t>Organi</w:t>
+            </w:r>
+            <w:r>
+              <w:rPr>
+                <w:rFonts w:ascii="Calibri" w:hAnsi="Calibri" w:cs="Calibri"/>
+              </w:rPr>
+              <w:t>s</w:t>
+            </w:r>
+            <w:r>
+              <w:rPr>
+                <w:rFonts w:ascii="Calibri" w:hAnsi="Calibri" w:cs="Calibri"/>
+              </w:rPr>
+              <w:t xml:space="preserve">ing the Portfolio Folders </w:t>
             </w:r>
           </w:p>
         </w:tc>
@@ -3214,19 +3173,7 @@
               <w:rPr>
                 <w:rFonts w:ascii="Calibri" w:hAnsi="Calibri" w:cs="Calibri"/>
               </w:rPr>
-              <w:t>28/</w:t>
-            </w:r>
-            <w:r>
-              <w:rPr>
-                <w:rFonts w:ascii="Calibri" w:hAnsi="Calibri" w:cs="Calibri"/>
-              </w:rPr>
-              <w:t>10</w:t>
-            </w:r>
-            <w:r>
-              <w:rPr>
-                <w:rFonts w:ascii="Calibri" w:hAnsi="Calibri" w:cs="Calibri"/>
-              </w:rPr>
-              <w:t>/2025</w:t>
+              <w:t>28/10/2025</w:t>
             </w:r>
           </w:p>
         </w:tc>
@@ -3538,7 +3485,19 @@
               <w:rPr>
                 <w:rFonts w:ascii="Calibri" w:hAnsi="Calibri" w:cs="Calibri"/>
               </w:rPr>
-              <w:t xml:space="preserve">Project Portfolio Organizing </w:t>
+              <w:t>Project Portfolio Organi</w:t>
+            </w:r>
+            <w:r>
+              <w:rPr>
+                <w:rFonts w:ascii="Calibri" w:hAnsi="Calibri" w:cs="Calibri"/>
+              </w:rPr>
+              <w:t>s</w:t>
+            </w:r>
+            <w:r>
+              <w:rPr>
+                <w:rFonts w:ascii="Calibri" w:hAnsi="Calibri" w:cs="Calibri"/>
+              </w:rPr>
+              <w:t xml:space="preserve">ing </w:t>
             </w:r>
           </w:p>
         </w:tc>
@@ -3653,7 +3612,6 @@
       <w:rPr>
         <w:rStyle w:val="PageNumber"/>
         <w:rFonts w:ascii="Arial" w:hAnsi="Arial" w:cs="Arial"/>
-        <w:noProof/>
         <w:sz w:val="18"/>
         <w:szCs w:val="18"/>
       </w:rPr>
@@ -3708,7 +3666,6 @@
       <w:rPr>
         <w:rStyle w:val="PageNumber"/>
         <w:rFonts w:ascii="Arial" w:hAnsi="Arial" w:cs="Arial"/>
-        <w:noProof/>
         <w:sz w:val="18"/>
         <w:szCs w:val="18"/>
       </w:rPr>
@@ -3766,7 +3723,6 @@
       <w:rPr>
         <w:rFonts w:ascii="Arial" w:hAnsi="Arial" w:cs="Arial"/>
         <w:b/>
-        <w:noProof/>
         <w:sz w:val="32"/>
         <w:szCs w:val="32"/>
       </w:rPr>
@@ -7177,7 +7133,7 @@
     <w:rPr>
       <w:sz w:val="24"/>
       <w:szCs w:val="24"/>
-      <w:lang w:val="en-US" w:eastAsia="en-US"/>
+      <w:lang w:eastAsia="en-US"/>
     </w:rPr>
   </w:style>
   <w:style w:type="character" w:default="1" w:styleId="DefaultParagraphFont">
